--- a/reports and protocols/Concept test protocol.docx
+++ b/reports and protocols/Concept test protocol.docx
@@ -86,15 +86,7 @@
         <w:t>s</w:t>
       </w:r>
       <w:r>
-        <w:t xml:space="preserve">: Leon </w:t>
-      </w:r>
-      <w:proofErr w:type="spellStart"/>
-      <w:r>
-        <w:t>Debonne</w:t>
-      </w:r>
-      <w:proofErr w:type="spellEnd"/>
-      <w:r>
-        <w:t xml:space="preserve"> (</w:t>
+        <w:t>: Leon Debonne (</w:t>
       </w:r>
       <w:hyperlink r:id="rId5" w:history="1">
         <w:r>
@@ -185,7 +177,13 @@
     </w:p>
     <w:p>
       <w:r>
-        <w:t xml:space="preserve">Er worden 3 verschillende bevestigingsmethoden onderzocht. Deze bevatten : magneten, dubbelzijdige tape en kleefgum. </w:t>
+        <w:t xml:space="preserve">Er worden 3 verschillende bevestigingsmethoden onderzocht. Deze </w:t>
+      </w:r>
+      <w:r>
+        <w:t>bevatten:</w:t>
+      </w:r>
+      <w:r>
+        <w:t xml:space="preserve"> magneten, dubbelzijdige tape en kleefgum. </w:t>
       </w:r>
       <w:r>
         <w:t>Om dit te testen wordt er een scharnier gemaakt waar er een gewicht wordt aangehangen. Het gewicht van het uiteindelijke prototype wordt geschat rond de 500g. Door het scharnier dan open en toe te klappen kan er worden geobserveerd welke bevestigingsmethode het beste werkt.</w:t>
